--- a/paper_update/From_Risk_Register_to_Runtime_Predicate_IEEE_SUBMISSION_5_5f.docx
+++ b/paper_update/From_Risk_Register_to_Runtime_Predicate_IEEE_SUBMISSION_5_5f.docx
@@ -12856,10 +12856,7 @@
         <w:rPr/>
       </w:pPr>
       <w:r>
-        <w:rPr>
-          <w:rtl w:val="0"/>
-        </w:rPr>
-        <w:t xml:space="preserve">Before execution, the following are publicly hash-committed: hypotheses and primary outcomes; case artifacts; derivation catalog; adjudication instrument; thresholds and the C* definition; schemas; compiler commit and container definition; randomization seed; Bayesian priors; Monte Carlo distributions and seed; determinism matrix; exclusion and missing-data rules; the Case B predicate-family mapping; and analysis code. This commitment is discharged: the Tier-0 freeze is published at https://github.com/Sukhmangill977/gc-ir-reference under tag preregister-tier0-v2.2, whose manifest covers 133 files across 23 categories, and the tag was pushed before the reportable campaign was executed. The campaign ran at the freeze commit itself and no frozen file changed in between, which is mechanically verifiable from the repository rather than asserted here. The held-out-register hash is committed separately, in a Tier-1 freeze published before recruitment for the comparative study opens, since the instrument is authored as part of that study and publishing it earlier would contaminate it. The deferral of RQ5 is itself part of the preregistration: the public commitment binds the comparative study to be executed as frozen, so the deferral is cryptographically committed rather than promised. Recruitment is precision-based: the minimum is eight reviewers, continuing to twelve if the 95% interval for the primary agreement estimate has half-width greater than 0.15 after eight; this rule is frozen before recruitment. Primary outcomes of the deferred study are SNR, incorrect-gate rate, and DC; other outcomes are secondary, and no conclusion is based solely on an uncorrected collection of exploratory comparisons.</w:t>
+        <w:t>Before execution, the following are publicly hash-committed: hypotheses and primary outcomes; case artifacts; derivation catalog; adjudication instrument; thresholds and the C* definition; schemas; compiler commit and container definition; randomization seed; Bayesian priors; Monte Carlo distributions and seed; determinism matrix; exclusion and missing-data rules; the Case B predicate-family mapping; and analysis code. This commitment is discharged: the Tier-0 freeze is published at https://github.com/Sukhmangill977/gc-ir-reference under tag preregister-tier0-v3.1, whose manifest covers 133 files across 23 categories, and the tag was pushed before the reportable campaign was executed. The campaign ran at the freeze commit itself and no frozen file changed in between, which is mechanically verifiable from the repository rather than asserted here. The held-out-register hash is committed separately, in a Tier-1 freeze published before recruitment for the comparative study opens, since the instrument is authored as part of that study and publishing it earlier would contaminate it. The deferral of RQ5 is itself part of the preregistration: the public commitment binds the comparative study to be executed as frozen, so the deferral is cryptographically committed rather than promised. Recruitment is precision-based: the minimum is eight reviewers, continuing to twelve if the 95% interval for the primary agreement estimate has half-width greater than 0.15 after eight; this rule is frozen before recruitment. Primary outcomes of the deferred study are SNR, incorrect-gate rate, and DC; other outcomes are secondary, and no conclusion is based solely on an uncorrected collection of exploratory comparisons.</w:t>
       </w:r>
     </w:p>
     <w:p ns1:paraId="000001BD">
@@ -14348,10 +14345,7 @@
         <w:rPr/>
       </w:pPr>
       <w:r>
-        <w:rPr>
-          <w:rtl w:val="0"/>
-        </w:rPr>
-        <w:t xml:space="preserve">The GC-IR schema, reference implementations of Ψ_K tooling and Φ, the Control Derivation Catalog, both case artifact sets (Steps 1–5 inputs, judgment records, dispositions, specifications, compiled bundles, lifecycle-registry fixtures), coverage and temporal-validity queries, the adjudication instrument, and the preregistration commitment are released as a hash-pinned tagged release per Appendix C, at https://github.com/Sukhmangill977/gc-ir-reference, release tag v1.0.3, under the MIT licence. The repository contains the GC-IR JSON Schemas; the Ψ_K tooling and the Φ reference implementation; the Control Derivation Catalogs; the Steps 1–5 serialized inputs, signed judgment records, dispositions and Approved Control Specifications for both cases; the compiled bundles and lifecycle-registry fixtures; the unit, property-based, adversarial and integration test suites; the coverage and temporal-validity queries; the determinism results; the Monte Carlo analysis; the Case B predicate-family mapping; the campaign provenance record; and the frozen, deferred RQ5 protocol. The public preregistration freeze is tag preregister-tier0-v2.2 at commit c44f25d6fdb67e0bc4ac73a6217125dec8da1c0e. The held-out expert-study register is withheld until study close, then released with the study data. An archival deposit with a persistent identifier is pending and is not cited here; the repository release tag and its hash manifest are the citable artifact until one exists.</w:t>
+        <w:t>The GC-IR schema, reference implementations of Ψ_K tooling and Φ, the Control Derivation Catalog, both case artifact sets (Steps 1–5 inputs, judgment records, dispositions, specifications, compiled bundles, lifecycle-registry fixtures), coverage and temporal-validity queries, the adjudication instrument, and the preregistration commitment are released as a hash-pinned tagged release per Appendix C, at https://github.com/Sukhmangill977/gc-ir-reference, release tag v1.0.5, under the MIT licence. The repository contains the GC-IR JSON Schemas; the Ψ_K tooling and the Φ reference implementation; the Control Derivation Catalogs; the Steps 1–5 serialized inputs, signed judgment records, dispositions and Approved Control Specifications for both cases; the compiled bundles and lifecycle-registry fixtures; the unit, property-based, adversarial and integration test suites; the coverage and temporal-validity queries; the determinism results; the Monte Carlo analysis; the Case B predicate-family mapping; the campaign provenance record; and the frozen, deferred RQ5 protocol. The public preregistration freeze is tag preregister-tier0-v3.1 at commit 158c0bd3785ac87a878671f76286be082a26d50d. The held-out expert-study register is withheld until study close, then released with the study data. An archival deposit with a persistent identifier is pending and is not cited here; the repository release tag and its hash manifest are the citable artifact until one exists.</w:t>
       </w:r>
     </w:p>
     <w:p ns1:paraId="000001F4">
@@ -15887,74 +15881,7 @@
         <w:rPr/>
       </w:pPr>
       <w:r>
-        <w:rPr>
-          <w:b w:val="1"/>
-          <w:bCs w:val="1"/>
-          <w:rtl w:val="0"/>
-        </w:rPr>
-        <w:t xml:space="preserve">Artifact release.</w:t>
-      </w:r>
-      <w:r>
-        <w:rPr>
-          <w:rtl w:val="0"/>
-        </w:rPr>
-        <w:t xml:space="preserve"> Artifacts are released as a hash-pinned tagged release under the author's GitHub organization, following the precedent of the repository of record named in [15], Appendix C — </w:t>
-      </w:r>
-      <w:r>
-        <w:rPr>
-          <w:b w:val="1"/>
-          <w:bCs w:val="1"/>
-          <w:rtl w:val="0"/>
-        </w:rPr>
-        <w:t xml:space="preserve">github.com/AGLakhowal/Gamma-Permit-Package</w:t>
-      </w:r>
-      <w:r>
-        <w:rPr>
-          <w:rtl w:val="0"/>
-        </w:rPr>
-        <w:t xml:space="preserve"> — either as a dedicated </w:t>
-      </w:r>
-      <w:r>
-        <w:rPr>
-          <w:rFonts w:ascii="Roboto Mono" w:cs="Roboto Mono" w:eastAsia="Roboto Mono" w:hAnsi="Roboto Mono"/>
-          <w:color w:val="188038"/>
-          <w:rtl w:val="0"/>
-        </w:rPr>
-        <w:t xml:space="preserve">gc-ir/</w:t>
-      </w:r>
-      <w:r>
-        <w:rPr>
-          <w:rtl w:val="0"/>
-        </w:rPr>
-        <w:t xml:space="preserve"> release tree within it or as a sibling repository under the same organization, named in the release notes; MIT license for code and schema, per that precedent. The artifact is released at https://github.com/Sukhmangill977/gc-ir-reference, release tag v1.0.3.</w:t>
-      </w:r>
-      <w:r>
-        <w:rPr>
-          <w:b w:val="1"/>
-          <w:bCs w:val="1"/>
-          <w:rtl w:val="0"/>
-        </w:rPr>
-        <w:t xml:space="preserve"/>
-      </w:r>
-      <w:r>
-        <w:rPr>
-          <w:rtl w:val="0"/>
-        </w:rPr>
-        <w:t xml:space="preserve"/>
-      </w:r>
-      <w:r>
-        <w:rPr>
-          <w:rFonts w:ascii="Roboto Mono" w:cs="Roboto Mono" w:eastAsia="Roboto Mono" w:hAnsi="Roboto Mono"/>
-          <w:color w:val="188038"/>
-          <w:rtl w:val="0"/>
-        </w:rPr>
-        <w:t xml:space="preserve"/>
-      </w:r>
-      <w:r>
-        <w:rPr>
-          <w:rtl w:val="0"/>
-        </w:rPr>
-        <w:t xml:space="preserve"> The release contains: the GC-IR schema; Ψ_K tooling and the Φ reference implementation; the Control Derivation Catalog; Steps 1–5 serialized inputs, signed judgment records, dispositions, and Approved Control Specifications for Cases A and B; compiled bundles and lifecycle-registry fixtures; coverage and temporal-validity queries; the adjudication instrument; and the preregistration commitment (including the frozen RQ5 protocol). The held-out expert-study register is withheld until study close.</w:t>
+        <w:t>Artifact release. Artifacts are released as a hash-pinned tagged release under the author's GitHub organization, following the precedent of the repository of record named in [15], Appendix C — github.com/AGLakhowal/Gamma-Permit-Package — either as a dedicated gc-ir/ release tree within it or as a sibling repository under the same organization, named in the release notes; MIT license for code and schema, per that precedent. The artifact is released at https://github.com/Sukhmangill977/gc-ir-reference, release tag v1.0.5. The release contains: the GC-IR schema; Ψ_K tooling and the Φ reference implementation; the Control Derivation Catalog; Steps 1–5 serialized inputs, signed judgment records, dispositions, and Approved Control Specifications for Cases A and B; compiled bundles and lifecycle-registry fixtures; coverage and temporal-validity queries; the adjudication instrument; and the preregistration commitment (including the frozen RQ5 protocol). The held-out expert-study register is withheld until study close.</w:t>
       </w:r>
     </w:p>
     <w:p ns1:paraId="00000256">

--- a/paper_update/From_Risk_Register_to_Runtime_Predicate_IEEE_SUBMISSION_5_5f.docx
+++ b/paper_update/From_Risk_Register_to_Runtime_Predicate_IEEE_SUBMISSION_5_5f.docx
@@ -5500,7 +5500,7 @@
         <w:rPr>
           <w:rtl w:val="0"/>
         </w:rPr>
-        <w:t xml:space="preserve">Empty result sets demonstrate linkage and temporal-integrity completeness under the declared data model. They do not, by themselves, establish legal compliance, semantic correctness, or control effectiveness. The permit-binding and single-use semantics that make an unbound, replayed, or substituted authorization detectable are specified in [15] and consumed here unchanged; what this paper adds is the requirement-reference and disposition content that conformant receipts must carry (Section II; Appendix A, constraint 14).</w:t>
+        <w:t>Empty result sets demonstrate linkage and temporal-integrity completeness under the declared data model. Measured on the current release: all ten canonical audit queries return an empty result set — conformant — on Case A and on Case B v1.1; nineteen targeted negative fixtures, each a deliberately corrupted copy of a real compiled bundle, are detected by their intended query — nineteen fixtures covering the ten canonical queries, not nineteen additional distinct queries. Four auxiliary lifecycle checks — actor-scope revocation, safety-event correlation, delegation containment, and human-response coverage — are evaluated separately from the ten canonical queries; where their evidence is absent, they report not-applicable rather than a silent pass. They do not, by themselves, establish legal compliance, semantic correctness, or control effectiveness. The permit-binding and single-use semantics that make an unbound, replayed, or substituted authorization detectable are specified in [15] and consumed here unchanged; what this paper adds is the requirement-reference and disposition content that conformant receipts must carry (Section II; Appendix A, constraint 14).</w:t>
       </w:r>
     </w:p>
     <w:p ns1:paraId="000000D3">
@@ -10889,81 +10889,83 @@
       </w:pPr>
       <w:r>
         <w:rPr>
-          <w:b w:val="1"/>
-          <w:bCs w:val="1"/>
-          <w:rtl w:val="0"/>
-        </w:rPr>
-        <w:t xml:space="preserve">Evidence classification (stated plainly, as in prior work).</w:t>
-      </w:r>
-      <w:r>
-        <w:rPr>
-          <w:rtl w:val="0"/>
-        </w:rPr>
+          <w:b/>
+        </w:rPr>
+        <w:t>Evidence classification (stated plainly, as in prior work).</w:t>
+      </w:r>
+      <w:r>
+        <w:rPr/>
         <w:t xml:space="preserve"> The 284,807-event run reported in [15] is a </w:t>
       </w:r>
       <w:r>
         <w:rPr>
-          <w:i w:val="1"/>
-          <w:iCs w:val="1"/>
-          <w:rtl w:val="0"/>
-        </w:rPr>
-        <w:t xml:space="preserve">golden-trace conformance</w:t>
-      </w:r>
-      <w:r>
-        <w:rPr>
-          <w:rtl w:val="0"/>
-        </w:rPr>
-        <w:t xml:space="preserve"> result — predicates pre-set from labels — demonstrating that compiled controls of these families evaluate deterministically at volume; the run's figures are stated and bounded there and are not reproduced here. It is </w:t>
-      </w:r>
-      <w:r>
-        <w:rPr>
-          <w:b w:val="1"/>
-          <w:bCs w:val="1"/>
-          <w:rtl w:val="0"/>
-        </w:rPr>
-        <w:t xml:space="preserve">not</w:t>
-      </w:r>
-      <w:r>
-        <w:rPr>
-          <w:rtl w:val="0"/>
-        </w:rPr>
-        <w:t xml:space="preserve"> detection evidence and is not presented as such. What Case B adds for </w:t>
-      </w:r>
-      <w:r>
-        <w:rPr>
-          <w:i w:val="1"/>
-          <w:iCs w:val="1"/>
-          <w:rtl w:val="0"/>
-        </w:rPr>
-        <w:t xml:space="preserve">this</w:t>
-      </w:r>
-      <w:r>
-        <w:rPr>
-          <w:rtl w:val="0"/>
-        </w:rPr>
+          <w:i/>
+        </w:rPr>
+        <w:t>golden-trace conformance</w:t>
+      </w:r>
+      <w:r>
+        <w:rPr/>
+        <w:t xml:space="preserve"> result — predicates pre-set from labels — demonstrating that compiled controls of these families evaluate deterministically at volume; the run's figures are stated and bounded there and are not reproduced by re-derivation here. It is </w:t>
+      </w:r>
+      <w:r>
+        <w:rPr>
+          <w:b/>
+        </w:rPr>
+        <w:t>not</w:t>
+      </w:r>
+      <w:r>
+        <w:rPr/>
+        <w:t xml:space="preserve"> detection evidence and is not presented as such. This paper independently re-executed that run, unmodified, against the pinned commit named in [15]'s repository of record: 284,807 rows, 492 fraud-labelled, 0 false permits, 0 false denials, 100% agreement with its own golden oracle, and a byte-identical row-level output to the previously reported run. What Case B adds for </w:t>
+      </w:r>
+      <w:r>
+        <w:rPr>
+          <w:i/>
+        </w:rPr>
+        <w:t>this</w:t>
+      </w:r>
+      <w:r>
+        <w:rPr/>
         <w:t xml:space="preserve"> paper is upstream: the register-to-disposition-to-predicate mapping that produced those predicate families, previously undocumented. The register above is a </w:t>
       </w:r>
       <w:r>
         <w:rPr>
-          <w:i w:val="1"/>
-          <w:iCs w:val="1"/>
-          <w:rtl w:val="0"/>
-        </w:rPr>
-        <w:t xml:space="preserve">forensic reconstruction</w:t>
-      </w:r>
-      <w:r>
-        <w:rPr>
-          <w:rtl w:val="0"/>
-        </w:rPr>
-        <w:t xml:space="preserve">; Section XII states this openly, and the mitigation is the hash-pinned artifact: once pinned, the mapping is reproducible going forward even though its origin is retrospective. The Case B artifact set is hash-pinned: the SHA-256 of the RFC 8785 canonical bundle payload is 2850155a2ee7d4c01db4748a891891bae27c48f4c9c2c7eccd30beb7d1aa33ce. Its predicate set is traced to the enforcement artifact's own predicate family, which comprises thirteen named predicates — the ten node authorization gates Gate_A1…Gate_A7, Lambda_G, TOKEN_VALID and AuthoritySignatureValid, together with the three derived deficit predicates HARM_RISK_THETA, STALE_CONTEXT and TELEMETRY_STALE — recovered from that artifact's source and corroborated by three independently reported predicate counts and by its reported single-deficit score of 1/13. Of the nine Case B predicates and compiler invariants, four correspond exactly to named members of that family on the same observables: permit binding, permit single-use and replay, and receipt commit-before-actuate, the last both as a risk-derived predicate and as the compiler invariant INV-EVIDENCE-COMMIT. Three correspond by family, evaluating the same decision semantics on a domain-specific observable. Two are declared gaps: no predicate in that family evaluates a rolling velocity bound, and although the artifact records version identifiers as trace columns, no member of its predicate vector evaluates them, so the per-action version binding of INV-VERSION has no counterpart there. The mapping is machine-verified and released with the artifact. It establishes continuity of predicate family only: it does not establish detection performance, and the compiled Case B bundle was not executed against the 284,807-event corpus.</w:t>
-      </w:r>
-      <w:r>
-        <w:rPr>
-          <w:rFonts w:ascii="Roboto Mono" w:cs="Roboto Mono" w:eastAsia="Roboto Mono" w:hAnsi="Roboto Mono"/>
-          <w:color w:val="188038"/>
-          <w:rtl w:val="0"/>
-        </w:rPr>
-        <w:t xml:space="preserve"/>
+          <w:i/>
+        </w:rPr>
+        <w:t>forensic reconstruction</w:t>
+      </w:r>
+      <w:r>
+        <w:rPr/>
+        <w:t xml:space="preserve">; Section XII states this openly, and the mitigation is the hash-pinned artifact: once pinned, the mapping is reproducible going forward even though its origin is retrospective. The historical six-Approved-Control-Specification Case B artifact — hash 2850155a2ee7d4c01db4748a891891bae27c48f4c9c2c7eccd30beb7d1aa33ce, frozen under tag preregister-tier0-v3.1 — is reported here as </w:t>
+      </w:r>
+      <w:r>
+        <w:rPr>
+          <w:i/>
+        </w:rPr>
+        <w:t>historical baseline</w:t>
+      </w:r>
+      <w:r>
+        <w:rPr/>
+        <w:t xml:space="preserve"> evidence and remains unchanged. The current release adds three prospective Approved Control Specifications under schema v1.1 — a deterministic prohibited-class lookup, a human-attested enhanced-approval control gated by a concurrence policy, and a delegated escalation tier between the ordinary limit and the absolute ceiling — bringing Case B to six risks, six dispositions, nine Approved Control Specifications, nine risk-derived predicates and three compiler invariants: twelve predicates in total. This current Case B artifact set is hash-pinned: the SHA-256 of the RFC 8785 canonical bundle payload is 0d8b602a4c8af888beb27058b7217893eff92d2f9df7f2944d35347c1031cfc1. Its predicate set is traced to the enforcement artifact's own predicate family, which comprises thirteen named predicates — the ten node authorization gates Gate_A1…Gate_A7, Lambda_G, TOKEN_VALID and AuthoritySignatureValid, together with the three derived deficit predicates HARM_RISK_THETA, STALE_CONTEXT and TELEMETRY_STALE — recovered from that artifact's source and corroborated by three independently reported predicate counts and by its reported single-deficit score of 1/13. Of the twelve current Case B predicates and compiler invariants, four correspond exactly to named members of that family on the same observables: permit binding, permit single-use and replay, and receipt commit-before-actuate, the last both as a risk-derived predicate and as the compiler invariant INV-EVIDENCE-COMMIT. Three correspond by family, evaluating the same decision semantics on a domain-specific observable. Five are </w:t>
+      </w:r>
+      <w:r>
+        <w:rPr>
+          <w:i/>
+        </w:rPr>
+        <w:t>declared gaps</w:t>
+      </w:r>
+      <w:r>
+        <w:rPr/>
+        <w:t xml:space="preserve">, not converted to family correspondence on the basis of conceptual similarity: no predicate in that family evaluates a rolling velocity bound; the artifact records version identifiers as trace columns but no member of its predicate vector evaluates them, so the per-action version binding of INV-VERSION has no counterpart there; and the three new prospective specifications exercise mechanisms — a classification-policy lookup, human attestation, and a two-tier delegated ceiling — that have no counterpart in the frozen v1.0-era enforcement artifact by construction, since it predates the schema mechanisms those controls require. The mapping is machine-verified and released with the artifact. It establishes continuity of predicate family only: it does not establish detection performance. The compiled Case B bundle — historical or current — was </w:t>
+      </w:r>
+      <w:r>
+        <w:rPr>
+          <w:b/>
+        </w:rPr>
+        <w:t>not</w:t>
+      </w:r>
+      <w:r>
+        <w:rPr/>
+        <w:t xml:space="preserve"> executed against the 284,807-event corpus; the three new prospective specifications are instead validated on their own terms — the governance provenance chain from risk through judgment approval to compiled predicate, the canonical audit queries, the negative-fixture suite, and the thirteen-scenario injection harness of Section XI.</w:t>
       </w:r>
     </w:p>
     <w:p ns1:paraId="0000017C">
@@ -12772,7 +12774,7 @@
         <w:rPr>
           <w:rtl w:val="0"/>
         </w:rPr>
-        <w:t xml:space="preserve">Monte Carlo analysis measures the sensitivity of heat-map gate selection to rating uncertainty; it is not a substitute for Propositions 1–2. For each risk rᵢ, discrete probability masses over plausible ratings are fixed before execution. In the analysis reported here these masses are author-specified rather than panel-adjudicated: a symmetric ±1 ordinal perturbation placing probability 0.6 on the approved rating and 0.2 on each adjacent rating of the enterprise 1–5 scale, with mass falling outside the scale reassigned to the approved rating. The rule was chosen a priori for simplicity, was frozen in the artifact's public preregistration before any result was computed, and is not tuned toward any value. It is a declared sensitivity model; it does not estimate how uncertain real enterprise ratings are. When the independent panel of Section XI-C is convened for the deferred study, the analysis is to be re-run under panel-adjudicated masses and reported separately. The masses are: Lᵢ⁽ᵏ⁾ ~ Cat(π_{Lᵢ}), Iᵢ⁽ᵏ⁾ ~ Cat(π_{Iᵢ}). For K ≥ 250,000 draws, sᵢ⁽ᵏ⁾ = Lᵢ⁽ᵏ⁾Iᵢ⁽ᵏ⁾ and hᵢ⁽ᵏ⁾ = 𝟙[sᵢ⁽ᵏ⁾ ≥ T_H]. The heat-map gate-flip probability is FPᵢ^heat = (1/K) Σₖ 𝟙[hᵢ⁽ᵏ⁾ ≠ hᵢ^approved]; conditional on unchanged consequence classification and policy version, FPᵢ^C* = 0. Reported quantities: per-risk flip probability; expected gate changes per register; distributions of GD(T_H) and GD_min; and Monte Carlo standard error MCSE(p̂) = √(p̂(1−p̂)/K), bounded above by 0.001 at K = 250,000. Measured on Case A at K = 250,000: the maximum per-risk heat-map flip probability is 0.321 (MCSE 0.001), concentrated on rows adjacent to T_H, and the expected number of heat-map gate changes per register is 3.64. Over the draws, GD(15) has mean 5.447 against an approved value of 3, and GD_min has mean 3.226; on Case B, GD_min was 0 in every one of the 250,000 draws. Under a secondary variant that renormalizes the out-of-scale mass instead of reassigning it, the maximum flip probability is 0.352. Meanwhile FPᵢ^C* = 0.000 across the register — verified, not assumed, by re-running the approved consequence-class classifier on 1,000 perturbed draws, which produced no change in C* membership — gate membership under the coverage rule does not move with rating uncertainty, conditional on unchanged consequence classification and policy version.</w:t>
+        <w:t>Monte Carlo analysis measures the sensitivity of heat-map gate selection to rating uncertainty; it is not a substitute for Propositions 1–2. For each risk rᵢ, discrete probability masses over plausible ratings are fixed before execution. In the analysis reported here these masses are author-specified rather than panel-adjudicated: a symmetric ±1 ordinal perturbation placing probability 0.6 on the approved rating and 0.2 on each adjacent rating of the enterprise 1–5 scale, with mass falling outside the scale reassigned to the approved rating. The rule was chosen a priori for simplicity, was frozen in the artifact's public preregistration before any result was computed, and is not tuned toward any value. It is a declared sensitivity model; it does not estimate how uncertain real enterprise ratings are. When the independent panel of Section XI-C is convened for the deferred study, the analysis is to be re-run under panel-adjudicated masses and reported separately. The masses are: Lᵢ⁽ᵏ⁾ ~ Cat(π_{Lᵢ}), Iᵢ⁽ᵏ⁾ ~ Cat(π_{Iᵢ}). For K ≥ 250,000 draws, sᵢ⁽ᵏ⁾ = Lᵢ⁽ᵏ⁾Iᵢ⁽ᵏ⁾ and hᵢ⁽ᵏ⁾ = 𝟙[sᵢ⁽ᵏ⁾ ≥ T_H]. The heat-map gate-flip probability is FPᵢ^heat = (1/K) Σₖ 𝟙[hᵢ⁽ᵏ⁾ ≠ hᵢ^approved]; conditional on unchanged consequence classification and policy version, FPᵢ^C* = 0. Reported quantities: per-risk flip probability; expected gate changes per register; distributions of GD(T_H) and GD_min; and Monte Carlo standard error MCSE(p̂) = √(p̂(1−p̂)/K), bounded above by 0.001 at K = 250,000. Measured on Case A at K = 250,000: the maximum per-risk heat-map flip probability is 0.321 (MCSE 0.001), concentrated on rows adjacent to T_H, and the expected number of heat-map gate changes per register is 3.64. Over the draws, GD(15) has mean 5.447 against an approved value of 3, and GD_min has mean 3.226. On Case B v1.1 (six risks, nine Approved Control Specifications, twelve predicates; Section X), reproduced independently through the current compiled bundle rather than assumed unchanged: the maximum per-risk heat-map flip probability is 0.317980 (risk B-01, MCSE 0.000931), the expected number of heat-map gate changes per register is 1.194, GD(15) has an approved value of 4, and GD_min was 0 in every one of the 250,000 draws; FPᵢ^C* = 0 and zero C*-membership changes were observed, confirming by execution — not assumed — that the added Approved Control Specifications do not alter rating-sampling machinery. Under a secondary variant that renormalizes the out-of-scale mass instead of reassigning it, the maximum flip probability is 0.352. Meanwhile FPᵢ^C* = 0.000 across the register — verified, not assumed, by re-running the approved consequence-class classifier on 1,000 perturbed draws, which produced no change in C* membership — gate membership under the coverage rule does not move with rating uncertainty, conditional on unchanged consequence classification and policy version.</w:t>
       </w:r>
       <w:r>
         <w:rPr>
@@ -12819,7 +12821,7 @@
         <w:rPr>
           <w:rtl w:val="0"/>
         </w:rPr>
-        <w:t xml:space="preserve">TD testing includes: repeated runs; key and row reordering; equivalent numeric encodings rejected or normalized per schema; locale and time-zone changes; supported operating systems or reproducible containers; malformed references; duplicate IDs; conflicting predicates; expired approvals; stale catalog versions; missing evidence producers; unknown consequence classes; unauthorized action triples; C* rows with missing mandatory coverage; attempted in-place payload mutation (must fail the hash check); and post-retirement bundle use against the lifecycle registry. Property-based tests verify total disposition, authority closure, mandatory unknown-failure, C* coverage, origin closure, payload immutability, and temporal receipt validity. Measured: TD = 1.000 over 62 compilation runs, 31 per case, following a stratified matrix of 10 clean repeats, 10 row shuffles, 5 object-key shuffles, 3 locales and 3 time zones. Row shuffles permute the risk register, risk analysis, obligation matrix, authority matrix, Approved Control Specifications, dispositions, judgment-record selections, catalog entries and invariant register; key shuffles reverse, rotate or shuffle the keys of every object in every input document; equivalent permitted serialization, with integers re-encoded as equal-valued floats, is layered onto five runs per case; and 15 of the 31 execute in a freshly spawned interpreter under a varying hash seed. Each run records the canonical payload hash and an environment fingerprint. The full matrix was executed on eight independently provisioned environments spanning three operating systems, two machine architectures and six CPython patch versions, every one of which reproduced the committed reference canonical payload hashes exactly. The adversarial suite comprises 62 cases — 54 negative and 8 positive controls — all passing, with 26 structural checks and 3 seeded validation rows; a case counts as passing only if it is rejected with the error code its requirement predicts, so rejection for an unrelated reason is recorded as a mismatch rather than a pass. Property-based testing covers 16 properties over 1,427 generated examples. The thirteen Case B injection scenarios — the eight adversarial attack families and five ASB scenario families enumerated by the consuming enforcement artifact — all resolve to SAFE_STATE against a clean PERMIT control. The determinism experiment is not a formality: on the reference implementation it detected a genuine ordering dependence, in which the compiled bundle hashed the derivation catalog as authored rather than in canonical order, so that an equivalent catalog serialization produced a different bundle hash. The defect was fixed before the reportable campaign and is covered by a regression test.</w:t>
+        <w:t>TD testing includes: repeated runs; key and row reordering; equivalent numeric encodings rejected or normalized per schema; locale and time-zone changes; supported operating systems or reproducible containers; malformed references; duplicate IDs; conflicting predicates; expired approvals; stale catalog versions; missing evidence producers; unknown consequence classes; unauthorized action triples; C* rows with missing mandatory coverage; attempted in-place payload mutation (must fail the hash check); and post-retirement bundle use against the lifecycle registry. Property-based tests verify total disposition, authority closure, mandatory unknown-failure, C* coverage, origin closure, payload immutability, and temporal receipt validity. Measured: TD = 1.000 over 62 compilation runs, 31 per case, following a stratified matrix of 10 clean repeats, 10 row shuffles, 5 object-key shuffles, 3 locales and 3 time zones. Row shuffles permute the risk register, risk analysis, obligation matrix, authority matrix, Approved Control Specifications, dispositions, judgment-record selections, catalog entries and invariant register; key shuffles reverse, rotate or shuffle the keys of every object in every input document; equivalent permitted serialization, with integers re-encoded as equal-valued floats, is layered onto five runs per case; and 15 of the 31 execute in a freshly spawned interpreter under a varying hash seed. Each run records the canonical payload hash and an environment fingerprint. The full local matrix was executed on the reference environment; the resulting canonical payload hashes were separately confirmed by a tag-triggered continuous-integration matrix, which for the original preregister-tier0-v3.1 campaign (Case A and the historical Case B) covered eight independently provisioned environments spanning three operating systems, two machine architectures and six CPython patch versions, and which for the current release reproduces the same Case A reference hash together with the current Case B v1.1 reference hash across six legs (three operating systems crossed with two supported CPython minor versions, spanning two machine architectures) plus an independent cross-leg agreement check, confirmed at both the preregister-tier0-v4.1 scientific freeze and the v1.1.0-rc1 release-candidate tag. The adversarial suite comprises 62 cases — 54 negative and 8 positive controls — all passing, with 26 structural checks and 3 seeded validation rows; a case counts as passing only if it is rejected with the error code its requirement predicts, so rejection for an unrelated reason is recorded as a mismatch rather than a pass. Property-based testing covers 16 properties over 1,427 generated examples. The complete test suite — unit, property-based, adversarial, and integration, including the regression tests added for the current release's manifest-generation fix and governance provenance verifier — comprises 446 tests, all passing, with zero skipped. The thirteen Case B injection scenarios — the eight adversarial attack families and five ASB scenario families enumerated by the consuming enforcement artifact — were re-run against the current twelve-predicate bundle under the compiler's phase-aware resolver, which reports two independent decisions per scenario: an authorization_decision ∈ {PERMIT, DENY, HOLD} and, only when authorization is PERMIT, a release_decision ∈ {ALLOW_RELEASE, BLOCK_RELEASE} — the latter is never a fourth peer authorization outcome. Across the thirteen scenarios, authorization_decision is PERMIT once, DENY eight times, and HOLD four times; release_decision is ALLOW_RELEASE twelve times and BLOCK_RELEASE once; zero of the thirteen externalize (release payment) incorrectly. The one BLOCK_RELEASE scenario is a time-of-check/time-of-use case in which authorization remains PERMIT while release is independently blocked: safe_state, a pure function of authorization_decision alone, is correspondingly false, and a separate release_safe flag (true here) reports the release-axis outcome without ever feeding back into it. The determinism experiment is not a formality: on the reference implementation it detected a genuine ordering dependence, in which the compiled bundle hashed the derivation catalog as authored rather than in canonical order, so that an equivalent catalog serialization produced a different bundle hash. The defect was fixed before the reportable campaign and is covered by a regression test.</w:t>
       </w:r>
     </w:p>
     <w:p ns1:paraId="000001BB">
@@ -14345,7 +14347,7 @@
         <w:rPr/>
       </w:pPr>
       <w:r>
-        <w:t>The GC-IR schema, reference implementations of Ψ_K tooling and Φ, the Control Derivation Catalog, both case artifact sets (Steps 1–5 inputs, judgment records, dispositions, specifications, compiled bundles, lifecycle-registry fixtures), coverage and temporal-validity queries, the adjudication instrument, and the preregistration commitment are released as a hash-pinned tagged release per Appendix C, at https://github.com/Sukhmangill977/gc-ir-reference, release tag v1.0.5, under the MIT licence. The repository contains the GC-IR JSON Schemas; the Ψ_K tooling and the Φ reference implementation; the Control Derivation Catalogs; the Steps 1–5 serialized inputs, signed judgment records, dispositions and Approved Control Specifications for both cases; the compiled bundles and lifecycle-registry fixtures; the unit, property-based, adversarial and integration test suites; the coverage and temporal-validity queries; the determinism results; the Monte Carlo analysis; the Case B predicate-family mapping; the campaign provenance record; and the frozen, deferred RQ5 protocol. The public preregistration freeze is tag preregister-tier0-v3.1 at commit 158c0bd3785ac87a878671f76286be082a26d50d. The held-out expert-study register is withheld until study close, then released with the study data. An archival deposit with a persistent identifier is pending and is not cited here; the repository release tag and its hash manifest are the citable artifact until one exists.</w:t>
+        <w:t>The GC-IR schema, reference implementations of Ψ_K tooling and Φ, the Control Derivation Catalog, three case artifact sets (Steps 1–5 inputs, judgment records, dispositions, specifications, compiled bundles, lifecycle-registry fixtures), coverage and temporal-validity queries, the adjudication instrument, and the preregistration commitment are released as a hash-pinned tagged release per Appendix C, at https://github.com/Sukhmangill977/gc-ir-reference, release tag v1.1.0, under the MIT licence. The repository contains the GC-IR JSON Schemas, including the schema v1.1 extensions (actor-scope revocation, safety-event correlation, human response, delegated permits, state binding, and concurrence policy) that Case B's three prospective Approved Control Specifications and Case C exercise; the Ψ_K tooling and the Φ reference implementation; the Control Derivation Catalogs; the Steps 1–5 serialized inputs, signed judgment records, dispositions and Approved Control Specifications for all three cases; the compiled bundles and lifecycle-registry fixtures; the unit, property-based, adversarial and integration test suites; the coverage and temporal-validity queries; the determinism results; the Monte Carlo analysis; the Case B predicate-family mapping; the campaign provenance record; and the frozen, deferred RQ5 protocol. The public preregistration freeze governing Case A and the original six-specification Case B is tag preregister-tier0-v3.1 at commit 158c0bd3785ac87a878671f76286be082a26d50d, unchanged and unmodified by this release. The Case B v1.1 addition and Case C are governed by a second, later scientific freeze, tag preregister-tier0-v4.1 at commit efe4e165619ecb5d781fb795113f33720794a2e5, whose manifest covers 461 files across 32 categories with root hash 0640ad1e7a703879d4b9083a088f5b562b638173590292a2c1aed1625102e0e6; an initial tag, preregister-tier0-v4, was superseded solely to correct a manifest-generation provenance defect found during a clean-checkout verification (raw filesystem enumeration rather than the Git index/tree), documented in the repository's V4_MANIFEST_DEFECT_REPORT.json — the two tags are scientifically byte-identical, and preregister-tier0-v4 remains published and unaltered. Case C (schema v1.1) exercises state-binding, concurrence, delegation-containment, and human-response mechanisms this generation added; twelve of its nineteen designed adversarial injection scenarios (E1–E12) are implemented and tested, and the remaining seven (E13–E19), which require a live runtime or physical/simulated infrastructure this repository does not contain, are explicitly deferred and not claimed. The held-out expert-study register is withheld until study close, then released with the study data. An archival deposit with a persistent identifier is pending and is not cited here; the repository release tag and its hash manifest are the citable artifact until one exists.</w:t>
       </w:r>
     </w:p>
     <w:p ns1:paraId="000001F4">
@@ -15881,7 +15883,7 @@
         <w:rPr/>
       </w:pPr>
       <w:r>
-        <w:t>Artifact release. Artifacts are released as a hash-pinned tagged release under the author's GitHub organization, following the precedent of the repository of record named in [15], Appendix C — github.com/AGLakhowal/Gamma-Permit-Package — either as a dedicated gc-ir/ release tree within it or as a sibling repository under the same organization, named in the release notes; MIT license for code and schema, per that precedent. The artifact is released at https://github.com/Sukhmangill977/gc-ir-reference, release tag v1.0.5. The release contains: the GC-IR schema; Ψ_K tooling and the Φ reference implementation; the Control Derivation Catalog; Steps 1–5 serialized inputs, signed judgment records, dispositions, and Approved Control Specifications for Cases A and B; compiled bundles and lifecycle-registry fixtures; coverage and temporal-validity queries; the adjudication instrument; and the preregistration commitment (including the frozen RQ5 protocol). The held-out expert-study register is withheld until study close.</w:t>
+        <w:t>Artifact release. Artifacts are released as a hash-pinned tagged release under the author's GitHub organization, following the precedent of the repository of record named in [15], Appendix C — github.com/AGLakhowal/Gamma-Permit-Package — either as a dedicated gc-ir/ release tree within it or as a sibling repository under the same organization, named in the release notes; MIT license for code and schema, per that precedent. The artifact is released at https://github.com/Sukhmangill977/gc-ir-reference, release tag v1.1.0. The release contains: the GC-IR schema, including the schema v1.1 extensions Case B's prospective specifications and Case C exercise; Ψ_K tooling and the Φ reference implementation; the Control Derivation Catalog; Steps 1–5 serialized inputs, signed judgment records, dispositions, and Approved Control Specifications for Cases A, B, and C; compiled bundles and lifecycle-registry fixtures; coverage and temporal-validity queries; the adjudication instrument; and the preregistration commitment (including the frozen RQ5 protocol). The held-out expert-study register is withheld until study close.</w:t>
       </w:r>
     </w:p>
     <w:p ns1:paraId="00000256">
@@ -15916,7 +15918,7 @@
           <w:rFonts w:ascii="Arial Unicode MS" w:cs="Arial Unicode MS" w:eastAsia="Arial Unicode MS" w:hAnsi="Arial Unicode MS"/>
           <w:rtl w:val="0"/>
         </w:rPr>
-        <w:t xml:space="preserve"> at release root listing, per file: path, SHA-256, and role ∈ {schema, catalog, psi_tooling, phi_impl, judgment_record_a, judgment_record_b, case_a_input, case_b_input, dispositions_a, dispositions_b, acs_a, acs_b, compiled_bundle_a, compiled_bundle_b, lifecycle_registry, queries, adjudication_instrument, prereg_commitment}. The release tag and manifest hash together constitute the public preregistration commitment referenced in Section XI-I. Reproduction is a single command; the artifact regenerates every reported figure and verifies both case artifacts against committed reference canonical payload hashes.</w:t>
+        <w:t xml:space="preserve"> at release root listing, per file: path, SHA-256, and role ∈ {schema, catalog, psi_tooling, phi_impl, judgment_record_a, judgment_record_b, case_a_input, case_b_input, case_c_input, dispositions_a, dispositions_b, acs_a, acs_b, compiled_bundle_a, compiled_bundle_b, lifecycle_registry, queries, adjudication_instrument, prereg_commitment}. The release tag and manifest hash together constitute the public preregistration commitment referenced in Section XI-I. Reproduction is a single command; the artifact regenerates every reported figure and verifies all three case artifacts against committed reference canonical payload hashes.</w:t>
       </w:r>
     </w:p>
     <w:p ns1:paraId="00000257">
